--- a/templates/template.docx
+++ b/templates/template.docx
@@ -713,6 +713,19 @@
       </w:r>
       <w:r>
         <w:rPr>
+          <w:rFonts w:ascii="TH SarabunIT๙" w:hAnsi="TH SarabunIT๙" w:cs="TH SarabunIT๙" w:hint="cs"/>
+          <w:spacing w:val="-4"/>
+          <w:sz w:val="32"/>
+          <w:szCs w:val="32"/>
+          <w:cs/>
+          <w:lang w:bidi="th-TH"/>
+        </w:rPr>
+        <w:t>เพื่อ</w:t>
+      </w:r>
+      <w:bookmarkStart w:id="0" w:name="_GoBack"/>
+      <w:bookmarkEnd w:id="0"/>
+      <w:r>
+        <w:rPr>
           <w:rFonts w:ascii="TH SarabunIT๙" w:hAnsi="TH SarabunIT๙" w:cs="TH SarabunIT๙"/>
           <w:spacing w:val="-4"/>
           <w:sz w:val="32"/>
@@ -1421,7 +1434,7 @@
         <w:ind w:firstLine="1701"/>
         <w:jc w:val="thaiDistribute"/>
         <w:rPr>
-          <w:rFonts w:ascii="TH SarabunIT๙" w:hAnsi="TH SarabunIT๙" w:cs="TH SarabunIT๙" w:hint="cs"/>
+          <w:rFonts w:ascii="TH SarabunIT๙" w:hAnsi="TH SarabunIT๙" w:cs="TH SarabunIT๙"/>
           <w:b/>
           <w:bCs/>
           <w:sz w:val="32"/>
@@ -3929,7 +3942,7 @@
               </w:rPr>
               <w:t>ร</w:t>
             </w:r>
-            <w:bookmarkStart w:id="0" w:name="_Hlk72852729"/>
+            <w:bookmarkStart w:id="1" w:name="_Hlk72852729"/>
             <w:r>
               <w:rPr>
                 <w:rFonts w:ascii="TH SarabunIT๙" w:hAnsi="TH SarabunIT๙" w:cs="TH SarabunIT๙"/>
@@ -4021,7 +4034,7 @@
               </w:rPr>
               <w:t>เฉพาะเจาะจง</w:t>
             </w:r>
-            <w:bookmarkEnd w:id="0"/>
+            <w:bookmarkEnd w:id="1"/>
           </w:p>
         </w:tc>
       </w:tr>
@@ -6685,8 +6698,6 @@
           <w:rFonts w:ascii="TH SarabunIT๙" w:hAnsi="TH SarabunIT๙" w:cs="TH SarabunIT๙"/>
         </w:rPr>
       </w:pPr>
-      <w:bookmarkStart w:id="1" w:name="_GoBack"/>
-      <w:bookmarkEnd w:id="1"/>
       <w:r>
         <w:rPr>
           <w:rFonts w:ascii="TH SarabunIT๙" w:hAnsi="TH SarabunIT๙" w:cs="TH SarabunIT๙"/>
@@ -7109,11 +7120,7 @@
           </mc:Choice>
           <mc:Fallback>
             <w:pict>
-              <v:shapetype w14:anchorId="0D869EFA" id="_x0000_t202" coordsize="21600,21600" o:spt="202" path="m,l,21600r21600,l21600,xe">
-                <v:stroke joinstyle="miter"/>
-                <v:path gradientshapeok="t" o:connecttype="rect"/>
-              </v:shapetype>
-              <v:shape id="_x0000_s1029" type="#_x0000_t202" style="position:absolute;left:0;text-align:left;margin-left:0;margin-top:35.95pt;width:298pt;height:163.7pt;z-index:251663872;visibility:visible;mso-wrap-style:square;mso-width-percent:0;mso-height-percent:0;mso-wrap-distance-left:9pt;mso-wrap-distance-top:0;mso-wrap-distance-right:9pt;mso-wrap-distance-bottom:0;mso-position-horizontal:left;mso-position-horizontal-relative:margin;mso-position-vertical:absolute;mso-position-vertical-relative:text;mso-width-percent:0;mso-height-percent:0;mso-width-relative:page;mso-height-relative:page;v-text-anchor:top" o:gfxdata="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" stroked="f">
+              <v:shape w14:anchorId="0D869EFA" id="_x0000_s1029" type="#_x0000_t202" style="position:absolute;left:0;text-align:left;margin-left:0;margin-top:35.95pt;width:298pt;height:163.7pt;z-index:251663872;visibility:visible;mso-wrap-style:square;mso-width-percent:0;mso-height-percent:0;mso-wrap-distance-left:9pt;mso-wrap-distance-top:0;mso-wrap-distance-right:9pt;mso-wrap-distance-bottom:0;mso-position-horizontal:left;mso-position-horizontal-relative:margin;mso-position-vertical:absolute;mso-position-vertical-relative:text;mso-width-percent:0;mso-height-percent:0;mso-width-relative:page;mso-height-relative:page;v-text-anchor:top" o:gfxdata="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" stroked="f">
                 <v:textbox>
                   <w:txbxContent>
                     <w:p>
@@ -14876,7 +14883,7 @@
 </file>
 
 <file path=customXml/itemProps1.xml><?xml version="1.0" encoding="utf-8"?>
-<ds:datastoreItem xmlns:ds="http://schemas.openxmlformats.org/officeDocument/2006/customXml" ds:itemID="{EEE409A4-8796-49DA-B244-84F0A0533007}">
+<ds:datastoreItem xmlns:ds="http://schemas.openxmlformats.org/officeDocument/2006/customXml" ds:itemID="{EC177045-D1FF-4B39-8F27-279FAFDB97EE}">
   <ds:schemaRefs>
     <ds:schemaRef ds:uri="http://schemas.openxmlformats.org/officeDocument/2006/bibliography"/>
   </ds:schemaRefs>

--- a/templates/template.docx
+++ b/templates/template.docx
@@ -713,6 +713,19 @@
       </w:r>
       <w:r>
         <w:rPr>
+          <w:rFonts w:ascii="TH SarabunIT๙" w:hAnsi="TH SarabunIT๙" w:cs="TH SarabunIT๙" w:hint="cs"/>
+          <w:spacing w:val="-4"/>
+          <w:sz w:val="32"/>
+          <w:szCs w:val="32"/>
+          <w:cs/>
+          <w:lang w:bidi="th-TH"/>
+        </w:rPr>
+        <w:t>เพื่อ</w:t>
+      </w:r>
+      <w:bookmarkStart w:id="0" w:name="_GoBack"/>
+      <w:bookmarkEnd w:id="0"/>
+      <w:r>
+        <w:rPr>
           <w:rFonts w:ascii="TH SarabunIT๙" w:hAnsi="TH SarabunIT๙" w:cs="TH SarabunIT๙"/>
           <w:spacing w:val="-4"/>
           <w:sz w:val="32"/>
@@ -1421,7 +1434,7 @@
         <w:ind w:firstLine="1701"/>
         <w:jc w:val="thaiDistribute"/>
         <w:rPr>
-          <w:rFonts w:ascii="TH SarabunIT๙" w:hAnsi="TH SarabunIT๙" w:cs="TH SarabunIT๙" w:hint="cs"/>
+          <w:rFonts w:ascii="TH SarabunIT๙" w:hAnsi="TH SarabunIT๙" w:cs="TH SarabunIT๙"/>
           <w:b/>
           <w:bCs/>
           <w:sz w:val="32"/>
@@ -3929,7 +3942,7 @@
               </w:rPr>
               <w:t>ร</w:t>
             </w:r>
-            <w:bookmarkStart w:id="0" w:name="_Hlk72852729"/>
+            <w:bookmarkStart w:id="1" w:name="_Hlk72852729"/>
             <w:r>
               <w:rPr>
                 <w:rFonts w:ascii="TH SarabunIT๙" w:hAnsi="TH SarabunIT๙" w:cs="TH SarabunIT๙"/>
@@ -4021,7 +4034,7 @@
               </w:rPr>
               <w:t>เฉพาะเจาะจง</w:t>
             </w:r>
-            <w:bookmarkEnd w:id="0"/>
+            <w:bookmarkEnd w:id="1"/>
           </w:p>
         </w:tc>
       </w:tr>
@@ -6685,8 +6698,6 @@
           <w:rFonts w:ascii="TH SarabunIT๙" w:hAnsi="TH SarabunIT๙" w:cs="TH SarabunIT๙"/>
         </w:rPr>
       </w:pPr>
-      <w:bookmarkStart w:id="1" w:name="_GoBack"/>
-      <w:bookmarkEnd w:id="1"/>
       <w:r>
         <w:rPr>
           <w:rFonts w:ascii="TH SarabunIT๙" w:hAnsi="TH SarabunIT๙" w:cs="TH SarabunIT๙"/>
@@ -7109,11 +7120,7 @@
           </mc:Choice>
           <mc:Fallback>
             <w:pict>
-              <v:shapetype w14:anchorId="0D869EFA" id="_x0000_t202" coordsize="21600,21600" o:spt="202" path="m,l,21600r21600,l21600,xe">
-                <v:stroke joinstyle="miter"/>
-                <v:path gradientshapeok="t" o:connecttype="rect"/>
-              </v:shapetype>
-              <v:shape id="_x0000_s1029" type="#_x0000_t202" style="position:absolute;left:0;text-align:left;margin-left:0;margin-top:35.95pt;width:298pt;height:163.7pt;z-index:251663872;visibility:visible;mso-wrap-style:square;mso-width-percent:0;mso-height-percent:0;mso-wrap-distance-left:9pt;mso-wrap-distance-top:0;mso-wrap-distance-right:9pt;mso-wrap-distance-bottom:0;mso-position-horizontal:left;mso-position-horizontal-relative:margin;mso-position-vertical:absolute;mso-position-vertical-relative:text;mso-width-percent:0;mso-height-percent:0;mso-width-relative:page;mso-height-relative:page;v-text-anchor:top" o:gfxdata="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" stroked="f">
+              <v:shape w14:anchorId="0D869EFA" id="_x0000_s1029" type="#_x0000_t202" style="position:absolute;left:0;text-align:left;margin-left:0;margin-top:35.95pt;width:298pt;height:163.7pt;z-index:251663872;visibility:visible;mso-wrap-style:square;mso-width-percent:0;mso-height-percent:0;mso-wrap-distance-left:9pt;mso-wrap-distance-top:0;mso-wrap-distance-right:9pt;mso-wrap-distance-bottom:0;mso-position-horizontal:left;mso-position-horizontal-relative:margin;mso-position-vertical:absolute;mso-position-vertical-relative:text;mso-width-percent:0;mso-height-percent:0;mso-width-relative:page;mso-height-relative:page;v-text-anchor:top" o:gfxdata="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" stroked="f">
                 <v:textbox>
                   <w:txbxContent>
                     <w:p>
@@ -14876,7 +14883,7 @@
 </file>
 
 <file path=customXml/itemProps1.xml><?xml version="1.0" encoding="utf-8"?>
-<ds:datastoreItem xmlns:ds="http://schemas.openxmlformats.org/officeDocument/2006/customXml" ds:itemID="{EEE409A4-8796-49DA-B244-84F0A0533007}">
+<ds:datastoreItem xmlns:ds="http://schemas.openxmlformats.org/officeDocument/2006/customXml" ds:itemID="{5F58B9E3-B3E2-49FC-AF68-09FEA40DD757}">
   <ds:schemaRefs>
     <ds:schemaRef ds:uri="http://schemas.openxmlformats.org/officeDocument/2006/bibliography"/>
   </ds:schemaRefs>
